--- a/templates/organizational_board_consent.docx
+++ b/templates/organizational_board_consent.docx
@@ -991,7 +991,7 @@
                 <w:rFonts w:ascii="Times New Roman" w:hAnsi="Times New Roman"/>
                 <w:sz w:val="24"/>
               </w:rPr>
-              <w:t xml:space="preserve">{{#if NonFounderOfficers_yn}}</w:t>
+              <w:t xml:space="preserve">{{#if non_founder_officers_yn}}</w:t>
             </w:r>
             <w:proofErr w:type="spellStart"/>
             <w:proofErr w:type="spellEnd"/>
@@ -1022,7 +1022,7 @@
                 <w:rFonts w:ascii="Times New Roman" w:hAnsi="Times New Roman"/>
                 <w:sz w:val="24"/>
               </w:rPr>
-              <w:t xml:space="preserve">{{#each-row officers}}</w:t>
+              <w:t xml:space="preserve">{{#each-row non_founder_officers}}</w:t>
             </w:r>
           </w:p>
         </w:tc>
@@ -1829,7 +1829,7 @@
               <w:rPr>
                 <w:rFonts w:ascii="Times New Roman" w:hAnsi="Times New Roman"/>
               </w:rPr>
-              <w:t xml:space="preserve">{{#if item.founder_vesting_schedule_yn == false}}All shares are vested{{/if}}{{#if item.founder_vesting_schedule_yn == true}}{{#if item.founder_vesting_schedule == "Monthly, over 48 months with a 1-year cliff"}}Vesting monthly over four (4) years; 1 year cliff</w:t>
+              <w:t xml:space="preserve">{{#if this.founder_vesting_schedule_yn == false}}All shares are vested{{/if}}{{#if this.founder_vesting_schedule_yn == true}}{{#if this.founder_vesting_schedule == "Monthly, over 48 months with a 1-year cliff"}}Vesting monthly over four (4) years; 1 year cliff</w:t>
             </w:r>
             <w:proofErr w:type="spellStart"/>
             <w:proofErr w:type="spellEnd"/>
@@ -1851,7 +1851,7 @@
               <w:rPr>
                 <w:rFonts w:ascii="Times New Roman" w:hAnsi="Times New Roman"/>
               </w:rPr>
-              <w:t xml:space="preserve">{{/if}}{{#if item.founder_vesting_schedule == "Monthly, over 48 months with no cliff"}}Vesting monthly over four (4) years; no cliff {{/if}}{{#if item.founder_vesting_schedule == "Other"}} Vesting {{ item.founder_vesting_recurrence | lower}} over {{#if this.founder_vesting_timeline_divisible_by_12 == true}}{{this.founder_vesting_years|words|lower}} ({{this.founder_vesting_years|number}}) year{{#if item.founder_vesting_timeline != 12}}s{{/if}}{{else}}{{this.founder_vesting_timeline|words|lower}} ({{this.founder_vesting_timeline|number}}) month{{#if item.founder_vesting_timeline != 1}}s{{/if}}{{/if}}{{#if item.founder_vesting_cliff_yn}}; {{#if this.founder_vesting_cliff_divisible_by_12 == true}}{{this.founder_vesting_cliff_years|number}} year{{else}} {{this.founder_vesting_cliff|number}} months{{/if}} cliff{{/if}}</w:t>
+              <w:t xml:space="preserve">{{/if}}{{#if this.founder_vesting_schedule == "Monthly, over 48 months with no cliff"}}Vesting monthly over four (4) years; no cliff {{/if}}{{#if this.founder_vesting_schedule == "Other"}} Vesting {{ this.founder_vesting_recurrence | lower}} over {{#if this.founder_vesting_timeline_divisible_by_12 == true}}{{this.founder_vesting_years|words|lower}} ({{this.founder_vesting_years|number}}) year{{#if this.founder_vesting_timeline != 12}}s{{/if}}{{else}}{{this.founder_vesting_timeline|words|lower}} ({{this.founder_vesting_timeline|number}}) month{{#if this.founder_vesting_timeline != 1}}s{{/if}}{{/if}}{{#if this.founder_vesting_cliff_yn}}; {{#if this.founder_vesting_cliff_divisible_by_12 == true}}{{this.founder_vesting_cliff_years|number}} year{{else}} {{this.founder_vesting_cliff|number}} months{{/if}} cliff{{/if}}</w:t>
             </w:r>
             <w:proofErr w:type="spellStart"/>
             <w:proofErr w:type="spellEnd"/>
@@ -4140,7 +4140,7 @@
                 <w:rFonts w:ascii="Times New Roman" w:hAnsi="Times New Roman"/>
                 <w:sz w:val="24"/>
               </w:rPr>
-              <w:t xml:space="preserve">{{#if NonFounderDirectors_yn}}</w:t>
+              <w:t xml:space="preserve">{{#if non_founder_directors_yn}}</w:t>
             </w:r>
             <w:proofErr w:type="spellStart"/>
             <w:proofErr w:type="spellEnd"/>
@@ -4172,7 +4172,7 @@
                 <w:rFonts w:ascii="Times New Roman" w:hAnsi="Times New Roman"/>
                 <w:sz w:val="24"/>
               </w:rPr>
-              <w:t xml:space="preserve">{{#each-row nonfounderdirectors}}</w:t>
+              <w:t xml:space="preserve">{{#each-row non_founder_directors}}</w:t>
             </w:r>
             <w:proofErr w:type="spellStart"/>
             <w:proofErr w:type="spellEnd"/>
